--- a/reports/分报告/07_SafeBO不仅追求分数也约束风险.docx
+++ b/reports/分报告/07_SafeBO不仅追求分数也约束风险.docx
@@ -208,6 +208,477 @@
         <w:t>。</w:t>
       </w:r>
     </w:p>
+    <w:p>
+      <w:pPr>
+        <w:spacing w:before="200" w:after="80"/>
+      </w:pPr>
+      <w:r>
+        <w:rPr>
+          <w:rFonts w:ascii="微软雅黑" w:hAnsi="微软雅黑" w:eastAsia="微软雅黑"/>
+          <w:b/>
+          <w:i w:val="0"/>
+          <w:color w:val="1F4E79"/>
+          <w:sz w:val="30"/>
+        </w:rPr>
+        <w:t>阅读路线</w:t>
+      </w:r>
+    </w:p>
+    <w:p>
+      <w:pPr>
+        <w:spacing w:after="80"/>
+      </w:pPr>
+      <w:r>
+        <w:rPr>
+          <w:rFonts w:ascii="微软雅黑" w:hAnsi="微软雅黑" w:eastAsia="微软雅黑"/>
+          <w:b w:val="0"/>
+          <w:i w:val="0"/>
+          <w:sz w:val="21"/>
+        </w:rPr>
+        <w:t>先把性能分和风险分分开，再观察安全门如何拒绝不可靠候选。</w:t>
+      </w:r>
+    </w:p>
+    <w:p>
+      <w:pPr>
+        <w:spacing w:after="80"/>
+      </w:pPr>
+      <w:r>
+        <w:rPr>
+          <w:rFonts w:ascii="微软雅黑" w:hAnsi="微软雅黑" w:eastAsia="微软雅黑"/>
+          <w:b w:val="0"/>
+          <w:i w:val="0"/>
+          <w:sz w:val="21"/>
+        </w:rPr>
+        <w:t>按下面的顺序阅读：</w:t>
+      </w:r>
+    </w:p>
+    <w:p>
+      <w:pPr>
+        <w:spacing w:after="40"/>
+        <w:ind w:left="425"/>
+      </w:pPr>
+      <w:r>
+        <w:rPr>
+          <w:rFonts w:ascii="微软雅黑" w:hAnsi="微软雅黑" w:eastAsia="微软雅黑"/>
+          <w:b/>
+          <w:i w:val="0"/>
+          <w:color w:val="1F4E79"/>
+          <w:sz w:val="21"/>
+        </w:rPr>
+        <w:t xml:space="preserve">1. </w:t>
+      </w:r>
+      <w:r>
+        <w:rPr>
+          <w:rFonts w:ascii="微软雅黑" w:hAnsi="微软雅黑" w:eastAsia="微软雅黑"/>
+          <w:b/>
+          <w:i w:val="0"/>
+          <w:sz w:val="21"/>
+        </w:rPr>
+        <w:t>问题</w:t>
+      </w:r>
+      <w:r>
+        <w:rPr>
+          <w:rFonts w:ascii="微软雅黑" w:hAnsi="微软雅黑" w:eastAsia="微软雅黑"/>
+          <w:b w:val="0"/>
+          <w:i w:val="0"/>
+          <w:sz w:val="21"/>
+        </w:rPr>
+        <w:t>：先说清这一步想回答什么，避免把指标当成结论。</w:t>
+      </w:r>
+    </w:p>
+    <w:p>
+      <w:pPr>
+        <w:spacing w:after="40"/>
+        <w:ind w:left="425"/>
+      </w:pPr>
+      <w:r>
+        <w:rPr>
+          <w:rFonts w:ascii="微软雅黑" w:hAnsi="微软雅黑" w:eastAsia="微软雅黑"/>
+          <w:b/>
+          <w:i w:val="0"/>
+          <w:color w:val="1F4E79"/>
+          <w:sz w:val="21"/>
+        </w:rPr>
+        <w:t xml:space="preserve">2. </w:t>
+      </w:r>
+      <w:r>
+        <w:rPr>
+          <w:rFonts w:ascii="微软雅黑" w:hAnsi="微软雅黑" w:eastAsia="微软雅黑"/>
+          <w:b/>
+          <w:i w:val="0"/>
+          <w:sz w:val="21"/>
+        </w:rPr>
+        <w:t>准备</w:t>
+      </w:r>
+      <w:r>
+        <w:rPr>
+          <w:rFonts w:ascii="微软雅黑" w:hAnsi="微软雅黑" w:eastAsia="微软雅黑"/>
+          <w:b w:val="0"/>
+          <w:i w:val="0"/>
+          <w:sz w:val="21"/>
+        </w:rPr>
+        <w:t>：列出前置章节、配置、数据来源和版本；每一步都先看输入，再看中间产物，最后用表格或断言核对输出。</w:t>
+      </w:r>
+    </w:p>
+    <w:p>
+      <w:pPr>
+        <w:spacing w:after="40"/>
+        <w:ind w:left="425"/>
+      </w:pPr>
+      <w:r>
+        <w:rPr>
+          <w:rFonts w:ascii="微软雅黑" w:hAnsi="微软雅黑" w:eastAsia="微软雅黑"/>
+          <w:b/>
+          <w:i w:val="0"/>
+          <w:color w:val="1F4E79"/>
+          <w:sz w:val="21"/>
+        </w:rPr>
+        <w:t xml:space="preserve">3. </w:t>
+      </w:r>
+      <w:r>
+        <w:rPr>
+          <w:rFonts w:ascii="微软雅黑" w:hAnsi="微软雅黑" w:eastAsia="微软雅黑"/>
+          <w:b/>
+          <w:i w:val="0"/>
+          <w:sz w:val="21"/>
+        </w:rPr>
+        <w:t>运行</w:t>
+      </w:r>
+      <w:r>
+        <w:rPr>
+          <w:rFonts w:ascii="微软雅黑" w:hAnsi="微软雅黑" w:eastAsia="微软雅黑"/>
+          <w:b w:val="0"/>
+          <w:i w:val="0"/>
+          <w:sz w:val="21"/>
+        </w:rPr>
+        <w:t>：复制命令或读取封存产物，记录输出目录和随机种子。</w:t>
+      </w:r>
+    </w:p>
+    <w:p>
+      <w:pPr>
+        <w:spacing w:after="40"/>
+        <w:ind w:left="425"/>
+      </w:pPr>
+      <w:r>
+        <w:rPr>
+          <w:rFonts w:ascii="微软雅黑" w:hAnsi="微软雅黑" w:eastAsia="微软雅黑"/>
+          <w:b/>
+          <w:i w:val="0"/>
+          <w:color w:val="1F4E79"/>
+          <w:sz w:val="21"/>
+        </w:rPr>
+        <w:t xml:space="preserve">4. </w:t>
+      </w:r>
+      <w:r>
+        <w:rPr>
+          <w:rFonts w:ascii="微软雅黑" w:hAnsi="微软雅黑" w:eastAsia="微软雅黑"/>
+          <w:b/>
+          <w:i w:val="0"/>
+          <w:sz w:val="21"/>
+        </w:rPr>
+        <w:t>走查</w:t>
+      </w:r>
+      <w:r>
+        <w:rPr>
+          <w:rFonts w:ascii="微软雅黑" w:hAnsi="微软雅黑" w:eastAsia="微软雅黑"/>
+          <w:b w:val="0"/>
+          <w:i w:val="0"/>
+          <w:sz w:val="21"/>
+        </w:rPr>
+        <w:t>：用一个具体数值代入公式，再对照实现中的关键几行。</w:t>
+      </w:r>
+    </w:p>
+    <w:p>
+      <w:pPr>
+        <w:spacing w:after="40"/>
+        <w:ind w:left="425"/>
+      </w:pPr>
+      <w:r>
+        <w:rPr>
+          <w:rFonts w:ascii="微软雅黑" w:hAnsi="微软雅黑" w:eastAsia="微软雅黑"/>
+          <w:b/>
+          <w:i w:val="0"/>
+          <w:color w:val="1F4E79"/>
+          <w:sz w:val="21"/>
+        </w:rPr>
+        <w:t xml:space="preserve">5. </w:t>
+      </w:r>
+      <w:r>
+        <w:rPr>
+          <w:rFonts w:ascii="微软雅黑" w:hAnsi="微软雅黑" w:eastAsia="微软雅黑"/>
+          <w:b/>
+          <w:i w:val="0"/>
+          <w:sz w:val="21"/>
+        </w:rPr>
+        <w:t>观察</w:t>
+      </w:r>
+      <w:r>
+        <w:rPr>
+          <w:rFonts w:ascii="微软雅黑" w:hAnsi="微软雅黑" w:eastAsia="微软雅黑"/>
+          <w:b w:val="0"/>
+          <w:i w:val="0"/>
+          <w:sz w:val="21"/>
+        </w:rPr>
+        <w:t>：先读坐标、曲线和表格，再说明“发生了什么”和“这说明什么”。</w:t>
+      </w:r>
+    </w:p>
+    <w:p>
+      <w:pPr>
+        <w:spacing w:after="40"/>
+        <w:ind w:left="425"/>
+      </w:pPr>
+      <w:r>
+        <w:rPr>
+          <w:rFonts w:ascii="微软雅黑" w:hAnsi="微软雅黑" w:eastAsia="微软雅黑"/>
+          <w:b/>
+          <w:i w:val="0"/>
+          <w:color w:val="1F4E79"/>
+          <w:sz w:val="21"/>
+        </w:rPr>
+        <w:t xml:space="preserve">6. </w:t>
+      </w:r>
+      <w:r>
+        <w:rPr>
+          <w:rFonts w:ascii="微软雅黑" w:hAnsi="微软雅黑" w:eastAsia="微软雅黑"/>
+          <w:b/>
+          <w:i w:val="0"/>
+          <w:sz w:val="21"/>
+        </w:rPr>
+        <w:t>核对</w:t>
+      </w:r>
+      <w:r>
+        <w:rPr>
+          <w:rFonts w:ascii="微软雅黑" w:hAnsi="微软雅黑" w:eastAsia="微软雅黑"/>
+          <w:b w:val="0"/>
+          <w:i w:val="0"/>
+          <w:sz w:val="21"/>
+        </w:rPr>
+        <w:t>：用容差、断言、哈希或独立验证判断复现是否成功。</w:t>
+      </w:r>
+    </w:p>
+    <w:p>
+      <w:pPr>
+        <w:spacing w:after="40"/>
+        <w:ind w:left="425"/>
+      </w:pPr>
+      <w:r>
+        <w:rPr>
+          <w:rFonts w:ascii="微软雅黑" w:hAnsi="微软雅黑" w:eastAsia="微软雅黑"/>
+          <w:b/>
+          <w:i w:val="0"/>
+          <w:color w:val="1F4E79"/>
+          <w:sz w:val="21"/>
+        </w:rPr>
+        <w:t xml:space="preserve">7. </w:t>
+      </w:r>
+      <w:r>
+        <w:rPr>
+          <w:rFonts w:ascii="微软雅黑" w:hAnsi="微软雅黑" w:eastAsia="微软雅黑"/>
+          <w:b/>
+          <w:i w:val="0"/>
+          <w:sz w:val="21"/>
+        </w:rPr>
+        <w:t>边界</w:t>
+      </w:r>
+      <w:r>
+        <w:rPr>
+          <w:rFonts w:ascii="微软雅黑" w:hAnsi="微软雅黑" w:eastAsia="微软雅黑"/>
+          <w:b w:val="0"/>
+          <w:i w:val="0"/>
+          <w:sz w:val="21"/>
+        </w:rPr>
+        <w:t>：把已经证明、只作观察和仍待验证的内容分开写。</w:t>
+      </w:r>
+    </w:p>
+    <w:tbl>
+      <w:tblPr>
+        <w:tblStyle w:val="TableGrid"/>
+        <w:tblW w:type="auto" w:w="0"/>
+        <w:tblLook w:firstColumn="1" w:firstRow="1" w:lastColumn="0" w:lastRow="0" w:noHBand="0" w:noVBand="1" w:val="04A0"/>
+      </w:tblPr>
+      <w:tblGrid>
+        <w:gridCol w:w="4759"/>
+        <w:gridCol w:w="4759"/>
+      </w:tblGrid>
+      <w:tr>
+        <w:tc>
+          <w:tcPr>
+            <w:tcW w:type="dxa" w:w="4759"/>
+            <w:shd w:fill="DEEAF6" w:val="clear"/>
+          </w:tcPr>
+          <w:p>
+            <w:pPr>
+              <w:jc w:val="center"/>
+            </w:pPr>
+            <w:r>
+              <w:rPr>
+                <w:rFonts w:ascii="微软雅黑" w:hAnsi="微软雅黑" w:eastAsia="微软雅黑"/>
+                <w:b/>
+                <w:i w:val="0"/>
+                <w:sz w:val="18"/>
+              </w:rPr>
+              <w:t>阅读检查</w:t>
+            </w:r>
+          </w:p>
+        </w:tc>
+        <w:tc>
+          <w:tcPr>
+            <w:tcW w:type="dxa" w:w="4759"/>
+            <w:shd w:fill="DEEAF6" w:val="clear"/>
+          </w:tcPr>
+          <w:p>
+            <w:pPr>
+              <w:jc w:val="center"/>
+            </w:pPr>
+            <w:r>
+              <w:rPr>
+                <w:rFonts w:ascii="微软雅黑" w:hAnsi="微软雅黑" w:eastAsia="微软雅黑"/>
+                <w:b/>
+                <w:i w:val="0"/>
+                <w:sz w:val="18"/>
+              </w:rPr>
+              <w:t>完成标准</w:t>
+            </w:r>
+          </w:p>
+        </w:tc>
+      </w:tr>
+      <w:tr>
+        <w:tc>
+          <w:tcPr>
+            <w:tcW w:type="dxa" w:w="4759"/>
+          </w:tcPr>
+          <w:p>
+            <w:r>
+              <w:rPr>
+                <w:rFonts w:ascii="微软雅黑" w:hAnsi="微软雅黑" w:eastAsia="微软雅黑"/>
+                <w:b w:val="0"/>
+                <w:i w:val="0"/>
+                <w:sz w:val="18"/>
+              </w:rPr>
+              <w:t>输入明确</w:t>
+            </w:r>
+          </w:p>
+        </w:tc>
+        <w:tc>
+          <w:tcPr>
+            <w:tcW w:type="dxa" w:w="4759"/>
+          </w:tcPr>
+          <w:p>
+            <w:r>
+              <w:rPr>
+                <w:rFonts w:ascii="微软雅黑" w:hAnsi="微软雅黑" w:eastAsia="微软雅黑"/>
+                <w:b w:val="0"/>
+                <w:i w:val="0"/>
+                <w:sz w:val="18"/>
+              </w:rPr>
+              <w:t>能说出本步使用的状态、参数、数据集或基线</w:t>
+            </w:r>
+          </w:p>
+        </w:tc>
+      </w:tr>
+      <w:tr>
+        <w:tc>
+          <w:tcPr>
+            <w:tcW w:type="dxa" w:w="4759"/>
+          </w:tcPr>
+          <w:p>
+            <w:r>
+              <w:rPr>
+                <w:rFonts w:ascii="微软雅黑" w:hAnsi="微软雅黑" w:eastAsia="微软雅黑"/>
+                <w:b w:val="0"/>
+                <w:i w:val="0"/>
+                <w:sz w:val="18"/>
+              </w:rPr>
+              <w:t>中间过程可见</w:t>
+            </w:r>
+          </w:p>
+        </w:tc>
+        <w:tc>
+          <w:tcPr>
+            <w:tcW w:type="dxa" w:w="4759"/>
+          </w:tcPr>
+          <w:p>
+            <w:r>
+              <w:rPr>
+                <w:rFonts w:ascii="微软雅黑" w:hAnsi="微软雅黑" w:eastAsia="微软雅黑"/>
+                <w:b w:val="0"/>
+                <w:i w:val="0"/>
+                <w:sz w:val="18"/>
+              </w:rPr>
+              <w:t>至少有一段数值演算、过程记录或关键代码</w:t>
+            </w:r>
+          </w:p>
+        </w:tc>
+      </w:tr>
+      <w:tr>
+        <w:tc>
+          <w:tcPr>
+            <w:tcW w:type="dxa" w:w="4759"/>
+          </w:tcPr>
+          <w:p>
+            <w:r>
+              <w:rPr>
+                <w:rFonts w:ascii="微软雅黑" w:hAnsi="微软雅黑" w:eastAsia="微软雅黑"/>
+                <w:b w:val="0"/>
+                <w:i w:val="0"/>
+                <w:sz w:val="18"/>
+              </w:rPr>
+              <w:t>输出可核对</w:t>
+            </w:r>
+          </w:p>
+        </w:tc>
+        <w:tc>
+          <w:tcPr>
+            <w:tcW w:type="dxa" w:w="4759"/>
+          </w:tcPr>
+          <w:p>
+            <w:r>
+              <w:rPr>
+                <w:rFonts w:ascii="微软雅黑" w:hAnsi="微软雅黑" w:eastAsia="微软雅黑"/>
+                <w:b w:val="0"/>
+                <w:i w:val="0"/>
+                <w:sz w:val="18"/>
+              </w:rPr>
+              <w:t>能定位到 CSV、图、日志、断言或封存目录</w:t>
+            </w:r>
+          </w:p>
+        </w:tc>
+      </w:tr>
+      <w:tr>
+        <w:tc>
+          <w:tcPr>
+            <w:tcW w:type="dxa" w:w="4759"/>
+          </w:tcPr>
+          <w:p>
+            <w:r>
+              <w:rPr>
+                <w:rFonts w:ascii="微软雅黑" w:hAnsi="微软雅黑" w:eastAsia="微软雅黑"/>
+                <w:b w:val="0"/>
+                <w:i w:val="0"/>
+                <w:sz w:val="18"/>
+              </w:rPr>
+              <w:t>结论有边界</w:t>
+            </w:r>
+          </w:p>
+        </w:tc>
+        <w:tc>
+          <w:tcPr>
+            <w:tcW w:type="dxa" w:w="4759"/>
+          </w:tcPr>
+          <w:p>
+            <w:r>
+              <w:rPr>
+                <w:rFonts w:ascii="微软雅黑" w:hAnsi="微软雅黑" w:eastAsia="微软雅黑"/>
+                <w:b w:val="0"/>
+                <w:i w:val="0"/>
+                <w:sz w:val="18"/>
+              </w:rPr>
+              <w:t>没有把仿真、replay、候选或稳定性误写成实体验收</w:t>
+            </w:r>
+          </w:p>
+        </w:tc>
+      </w:tr>
+    </w:tbl>
+    <w:p/>
     <w:p>
       <w:pPr>
         <w:spacing w:before="200" w:after="80"/>
